--- a/legal/freelance/word/05_DPA_RGPD.docx
+++ b/legal/freelance/word/05_DPA_RGPD.docx
@@ -898,7 +898,92 @@
     <w:p/>
     <w:p>
       <w:r>
-        <w:t>3.3 [Cas spécifique mauricien : PDLConsulting étant établie à l'Île Maurice, qui ne bénéficie pas d'une décision d'adéquation de la Commission européenne au titre de l'article 45 du RGPD, les transferts de données personnelles vers PDLConsulting sont encadrés par les Clauses Contractuelles Types adoptées par la Décision d'exécution (UE) 2021/914 de la Commission du 4 juin 2021. PDLConsulting confirme la souscription à ces clauses dans le cadre de sa propre conformité.]</w:t>
+        <w:t xml:space="preserve">3.3 </w:t>
+      </w:r>
+      <w:r>
+        <w:rPr>
+          <w:b/>
+        </w:rPr>
+        <w:t>Cas spécifique mauricien et étatsunien.</w:t>
+      </w:r>
+      <w:r>
+        <w:t xml:space="preserve"> PDLConsulting étant établie à la République de Maurice et le Prestataire étant établi aux États-Unis, et aucun de ces deux pays ne bénéficiant à ce jour d'une décision générale d'adéquation de la Commission européenne au titre de l'article 45 du RGPD, les flux de données personnelles relevant du RGPD entre PDLConsulting et le Prestataire sont encadrés :</w:t>
+      </w:r>
+    </w:p>
+    <w:p/>
+    <w:p>
+      <w:pPr>
+        <w:ind w:left="454"/>
+      </w:pPr>
+      <w:r>
+        <w:rPr>
+          <w:b/>
+        </w:rPr>
+        <w:t xml:space="preserve">a) </w:t>
+      </w:r>
+      <w:r>
+        <w:rPr>
+          <w:b/>
+        </w:rPr>
+        <w:t>Côté droit européen</w:t>
+      </w:r>
+      <w:r>
+        <w:t xml:space="preserve"> : par les Clauses Contractuelles Types (CCT) adoptées par la Décision d'exécution (UE) 2021/914 de la Commission européenne du 4 juin 2021, lorsque le traitement entre dans le champ d'application territorial du RGPD (article 3) ;</w:t>
+      </w:r>
+    </w:p>
+    <w:p>
+      <w:pPr>
+        <w:ind w:left="454"/>
+      </w:pPr>
+      <w:r>
+        <w:rPr>
+          <w:b/>
+        </w:rPr>
+        <w:t xml:space="preserve">b) </w:t>
+      </w:r>
+      <w:r>
+        <w:rPr>
+          <w:b/>
+        </w:rPr>
+        <w:t>Côté droit mauricien</w:t>
+      </w:r>
+      <w:r>
+        <w:t xml:space="preserve"> : par les dispositions du </w:t>
+      </w:r>
+      <w:r>
+        <w:rPr>
+          <w:b/>
+        </w:rPr>
+        <w:t>Mauritius Data Protection Act 2017</w:t>
+      </w:r>
+      <w:r>
+        <w:t xml:space="preserve"> (DPA 2017), qui transpose en droit mauricien les principes du RGPD et constitue le cadre de référence pour la protection des données personnelles à Maurice ;</w:t>
+      </w:r>
+    </w:p>
+    <w:p>
+      <w:pPr>
+        <w:ind w:left="454"/>
+      </w:pPr>
+      <w:r>
+        <w:rPr>
+          <w:b/>
+        </w:rPr>
+        <w:t xml:space="preserve">c) </w:t>
+      </w:r>
+      <w:r>
+        <w:rPr>
+          <w:b/>
+        </w:rPr>
+        <w:t>Côté droit étatsunien</w:t>
+      </w:r>
+      <w:r>
+        <w:t xml:space="preserve"> : par les dispositions applicables au Prestataire en sa qualité de société du Delaware, étant précisé que le Prestataire reconnaît être informé de l'extraterritorialité du RGPD pour les traitements visant des personnes situées dans l'UE.</w:t>
+      </w:r>
+    </w:p>
+    <w:p/>
+    <w:p>
+      <w:r>
+        <w:t>Le Prestataire confirme avoir pris connaissance des CCT précitées et accepte qu'elles s'appliquent par référence aux flux de données personnelles relevant du RGPD effectués dans le cadre du présent Accord.</w:t>
       </w:r>
     </w:p>
     <w:p/>
@@ -1133,10 +1218,10 @@
         <w:rPr>
           <w:b/>
         </w:rPr>
-        <w:t>droit français</w:t>
+        <w:t>droit de la République de Maurice</w:t>
       </w:r>
       <w:r>
-        <w:t>, en cohérence avec le Contrat de Prestation principal.</w:t>
+        <w:t>, et notamment par le Mauritius Data Protection Act 2017, en cohérence avec le Contrat de Prestation principal. Le présent Accord intègre par ailleurs, par référence, les obligations résultant du Règlement (UE) 2016/679 (RGPD) lorsque celui-ci s'applique au traitement (notamment lorsque les personnes concernées sont situées dans l'Union européenne, article 3 RGPD).</w:t>
       </w:r>
     </w:p>
     <w:p/>
@@ -1151,13 +1236,13 @@
         <w:t>Juridiction.</w:t>
       </w:r>
       <w:r>
-        <w:t xml:space="preserve"> Tout litige relatif au présent Accord relève de la compétence exclusive du </w:t>
+        <w:t xml:space="preserve"> Tout litige relatif au présent Accord relève de la compétence exclusive de la </w:t>
       </w:r>
       <w:r>
         <w:rPr>
           <w:b/>
         </w:rPr>
-        <w:t>Tribunal de commerce de Paris</w:t>
+        <w:t>Cour suprême de la République de Maurice (Supreme Court of Mauritius — Commercial Division)</w:t>
       </w:r>
       <w:r>
         <w:t>.</w:t>

--- a/legal/freelance/word/05_DPA_RGPD.docx
+++ b/legal/freelance/word/05_DPA_RGPD.docx
@@ -1274,6 +1274,90 @@
     </w:p>
     <w:p/>
     <w:p>
+      <w:r>
+        <w:t xml:space="preserve">8.4 </w:t>
+      </w:r>
+      <w:r>
+        <w:rPr>
+          <w:b/>
+        </w:rPr>
+        <w:t>Cession et changement d'entité émettrice.</w:t>
+      </w:r>
+      <w:r>
+        <w:t xml:space="preserve"> Le présent Accord suit le sort du Contrat de Prestation principal en cas de cession de celui-ci dans les conditions de son article 16.6 (cession à une société du groupe, à une nouvelle entité émettrice ou à un tiers acquéreur). À la date d'effet de la cession :</w:t>
+      </w:r>
+    </w:p>
+    <w:p/>
+    <w:p>
+      <w:pPr>
+        <w:ind w:left="454"/>
+      </w:pPr>
+      <w:r>
+        <w:rPr>
+          <w:b/>
+        </w:rPr>
+        <w:t xml:space="preserve">a) </w:t>
+      </w:r>
+      <w:r>
+        <w:t xml:space="preserve">L'entité cessionnaire devient </w:t>
+      </w:r>
+      <w:r>
+        <w:rPr>
+          <w:b/>
+        </w:rPr>
+        <w:t>Responsable de Traitement</w:t>
+      </w:r>
+      <w:r>
+        <w:t xml:space="preserve"> au titre du présent Accord en lieu et place de PDLConsulting, et hérite de l'ensemble des droits et obligations correspondants ;</w:t>
+      </w:r>
+    </w:p>
+    <w:p/>
+    <w:p>
+      <w:pPr>
+        <w:ind w:left="454"/>
+      </w:pPr>
+      <w:r>
+        <w:rPr>
+          <w:b/>
+        </w:rPr>
+        <w:t xml:space="preserve">b) </w:t>
+      </w:r>
+      <w:r>
+        <w:t>L'ensemble des données personnelles, des Données Dérivées et des journaux d'activité de traitement sont transférés à l'entité cessionnaire dans les conditions garantissant la continuité de la conformité réglementaire (RGPD, Mauritius DPA 2017, et tout autre cadre applicable) ;</w:t>
+      </w:r>
+    </w:p>
+    <w:p/>
+    <w:p>
+      <w:pPr>
+        <w:ind w:left="454"/>
+      </w:pPr>
+      <w:r>
+        <w:rPr>
+          <w:b/>
+        </w:rPr>
+        <w:t xml:space="preserve">c) </w:t>
+      </w:r>
+      <w:r>
+        <w:t>Le Sous-Traitant est informé par écrit de la cession dans un délai raisonnable, avec l'identité de l'entité cessionnaire et la confirmation que les obligations RGPD/DPA continuent de s'appliquer ;</w:t>
+      </w:r>
+    </w:p>
+    <w:p/>
+    <w:p>
+      <w:pPr>
+        <w:ind w:left="454"/>
+      </w:pPr>
+      <w:r>
+        <w:rPr>
+          <w:b/>
+        </w:rPr>
+        <w:t xml:space="preserve">d) </w:t>
+      </w:r>
+      <w:r>
+        <w:t>Si l'entité cessionnaire est établie hors de l'Union européenne et de la République de Maurice, les Parties conviennent de signer, le cas échéant, des Clauses Contractuelles Types européennes complémentaires pour encadrer les nouveaux flux internationaux de données personnelles.</w:t>
+      </w:r>
+    </w:p>
+    <w:p/>
+    <w:p>
       <w:pPr>
         <w:pBdr>
           <w:bottom w:val="single" w:sz="6" w:space="1" w:color="999999"/>

--- a/legal/freelance/word/05_DPA_RGPD.docx
+++ b/legal/freelance/word/05_DPA_RGPD.docx
@@ -82,7 +82,16 @@
         <w:t>La société Pied dans l'eau Consulting Ltd</w:t>
       </w:r>
       <w:r>
-        <w:t>, société de droit mauricien (Domestic Company), dont le siège social est sis 26 avenue Surcouf, Quatre Bornes, République de Maurice, immatriculée au Registre des Sociétés de Maurice sous le numéro [À COMPLÉTER], représentée par Monsieur Yvan BOSSER en qualité de Directeur,</w:t>
+        <w:t xml:space="preserve"> (« PDLConsulting »), société de droit mauricien (Domestic Company), dont le siège social est sis 26 avenue Surcouf, Quatre Bornes, République de Maurice, immatriculée au Registrar of Companies de Maurice sous le numéro </w:t>
+      </w:r>
+      <w:r>
+        <w:rPr>
+          <w:b/>
+        </w:rPr>
+        <w:t>BRN C22188347</w:t>
+      </w:r>
+      <w:r>
+        <w:t>, représentée par Monsieur Yvan BOSSER en qualité de Directeur,</w:t>
       </w:r>
     </w:p>
     <w:p/>
@@ -124,16 +133,70 @@
         <w:rPr>
           <w:b/>
         </w:rPr>
-        <w:t>[NOM PRÉNOM ou Société Freelance]</w:t>
+        <w:t>Mikadb LLC</w:t>
       </w:r>
       <w:r>
-        <w:t>, [statut juridique et coordonnées],</w:t>
+        <w:t xml:space="preserve">, </w:t>
+      </w:r>
+      <w:r>
+        <w:rPr>
+          <w:i/>
+        </w:rPr>
+        <w:t>Limited Liability Company</w:t>
+      </w:r>
+      <w:r>
+        <w:t xml:space="preserve"> de droit de l'État du Delaware (États-Unis d'Amérique), dont le siège social est sis 16192 Coastal Highway, Lewes, Delaware 19958, Sussex County, USA, immatriculée auprès du </w:t>
+      </w:r>
+      <w:r>
+        <w:rPr>
+          <w:i/>
+        </w:rPr>
+        <w:t>Delaware Division of Corporations</w:t>
+      </w:r>
+      <w:r>
+        <w:t xml:space="preserve"> sous le </w:t>
+      </w:r>
+      <w:r>
+        <w:rPr>
+          <w:b/>
+        </w:rPr>
+        <w:t>Delaware State File Number 10036505</w:t>
+      </w:r>
+      <w:r>
+        <w:t xml:space="preserve"> et identifiée auprès de l'</w:t>
+      </w:r>
+      <w:r>
+        <w:rPr>
+          <w:i/>
+        </w:rPr>
+        <w:t>Internal Revenue Service</w:t>
+      </w:r>
+      <w:r>
+        <w:t xml:space="preserve"> sous l'</w:t>
+      </w:r>
+      <w:r>
+        <w:rPr>
+          <w:b/>
+        </w:rPr>
+        <w:t>EIN 38-4339760</w:t>
+      </w:r>
+      <w:r>
+        <w:t>, représentée par [À COMPLÉTER : Monsieur/Madame NOM Prénom] en qualité de [À COMPLÉTER : Manager / Member / Authorized Representative],</w:t>
       </w:r>
     </w:p>
     <w:p/>
     <w:p>
       <w:r>
-        <w:t xml:space="preserve">Ci-après dénommé(e) le « </w:t>
+        <w:t xml:space="preserve">Ci-après dénommée « </w:t>
+      </w:r>
+      <w:r>
+        <w:rPr>
+          <w:b/>
+        </w:rPr>
+        <w:t>Mikadb</w:t>
+      </w:r>
+      <w:r>
+        <w:t xml:space="preserve"> » ou le « </w:t>
       </w:r>
       <w:r>
         <w:rPr>
@@ -878,7 +941,25 @@
         <w:t xml:space="preserve">a) </w:t>
       </w:r>
       <w:r>
-        <w:t>Lieu(x) de traitement déclaré(s) : [À COMPLÉTER : ex. France métropolitaine] ;</w:t>
+        <w:t xml:space="preserve">Lieu(x) de traitement déclaré(s) : </w:t>
+      </w:r>
+      <w:r>
+        <w:rPr>
+          <w:b/>
+        </w:rPr>
+        <w:t>États-Unis (Delaware)</w:t>
+      </w:r>
+      <w:r>
+        <w:t xml:space="preserve"> au siège social de Mikadb LLC, et </w:t>
+      </w:r>
+      <w:r>
+        <w:rPr>
+          <w:b/>
+        </w:rPr>
+        <w:t>République de Maurice</w:t>
+      </w:r>
+      <w:r>
+        <w:t xml:space="preserve"> au siège social de PDLConsulting ; tout autre lieu de traitement effectif (notamment toute juridiction de résidence du ou des intervenants nommément désignés au sens de l'article 4.6 du Contrat principal) doit être préalablement déclaré à PDLConsulting ;</w:t>
       </w:r>
     </w:p>
     <w:p>
@@ -892,7 +973,7 @@
         <w:t xml:space="preserve">b) </w:t>
       </w:r>
       <w:r>
-        <w:t>Outils cloud utilisés (le cas échéant) et leurs juridictions : [À COMPLÉTER ou « néant »].</w:t>
+        <w:t>Outils cloud utilisés (le cas échéant) et leurs juridictions : [À COMPLÉTER par le Prestataire avant signature — exemples typiques : GitHub (USA), Vercel (USA), AWS (région à préciser), Cloudflare (USA / global), services Google Cloud (région à préciser). Pour chaque outil, vérifier la conformité RGPD et l'existence d'un DPA fournisseur applicable].</w:t>
       </w:r>
     </w:p>
     <w:p/>
@@ -1376,7 +1457,7 @@
     <w:p/>
     <w:p>
       <w:r>
-        <w:t>Fait en deux (2) exemplaires originaux, à [À COMPLÉTER], le [date].</w:t>
+        <w:t>Fait en deux (2) exemplaires originaux, à Grand Baie (République de Maurice), le [date].</w:t>
       </w:r>
     </w:p>
     <w:p/>
@@ -1426,7 +1507,7 @@
               <w:rPr>
                 <w:b/>
               </w:rPr>
-              <w:t>Pour le Prestataire (Sous-Traitant)</w:t>
+              <w:t>Pour Mikadb LLC (Sous-Traitant)</w:t>
             </w:r>
           </w:p>
         </w:tc>
@@ -1450,7 +1531,7 @@
           <w:p>
             <w:r/>
             <w:r>
-              <w:t>[NOM Prénom]</w:t>
+              <w:t>[À COMPLÉTER : NOM Prénom]</w:t>
             </w:r>
           </w:p>
         </w:tc>
@@ -1474,7 +1555,7 @@
           <w:p>
             <w:r/>
             <w:r>
-              <w:t>[Qualité]</w:t>
+              <w:t>[À COMPLÉTER : Manager / Member]</w:t>
             </w:r>
           </w:p>
         </w:tc>

--- a/legal/freelance/word/05_DPA_RGPD.docx
+++ b/legal/freelance/word/05_DPA_RGPD.docx
@@ -181,7 +181,25 @@
         <w:t>EIN 38-4339760</w:t>
       </w:r>
       <w:r>
-        <w:t>, représentée par [À COMPLÉTER : Monsieur/Madame NOM Prénom] en qualité de [À COMPLÉTER : Manager / Member / Authorized Representative],</w:t>
+        <w:t xml:space="preserve">, représentée par Monsieur </w:t>
+      </w:r>
+      <w:r>
+        <w:rPr>
+          <w:b/>
+        </w:rPr>
+        <w:t>Michael de Brauwer</w:t>
+      </w:r>
+      <w:r>
+        <w:t xml:space="preserve"> en qualité de </w:t>
+      </w:r>
+      <w:r>
+        <w:rPr>
+          <w:b/>
+        </w:rPr>
+        <w:t>Manager</w:t>
+      </w:r>
+      <w:r>
+        <w:t>,</w:t>
       </w:r>
     </w:p>
     <w:p/>
@@ -1531,7 +1549,7 @@
           <w:p>
             <w:r/>
             <w:r>
-              <w:t>[À COMPLÉTER : NOM Prénom]</w:t>
+              <w:t>Michael de Brauwer</w:t>
             </w:r>
           </w:p>
         </w:tc>
@@ -1555,7 +1573,7 @@
           <w:p>
             <w:r/>
             <w:r>
-              <w:t>[À COMPLÉTER : Manager / Member]</w:t>
+              <w:t>Manager</w:t>
             </w:r>
           </w:p>
         </w:tc>
